--- a/reports/주간진도보고서_2026-04-10_W15.docx
+++ b/reports/주간진도보고서_2026-04-10_W15.docx
@@ -67,7 +67,7 @@
           <w:sz w:val="20"/>
           <w:szCs w:val="20"/>
         </w:rPr>
-        <w:t xml:space="preserve">작성일: 2026-04-10  |  AI 분석: Fallback</w:t>
+        <w:t xml:space="preserve">작성일: 2026-04-10  |  AI 분석: Claude Sonnet</w:t>
       </w:r>
     </w:p>
     <w:p>

--- a/reports/주간진도보고서_2026-04-10_W15.docx
+++ b/reports/주간진도보고서_2026-04-10_W15.docx
@@ -67,7 +67,7 @@
           <w:sz w:val="20"/>
           <w:szCs w:val="20"/>
         </w:rPr>
-        <w:t xml:space="preserve">작성일: 2026-04-10  |  AI 분석: Claude Sonnet</w:t>
+        <w:t xml:space="preserve">작성일: 2026-04-10  |  AI 분석: Fallback</w:t>
       </w:r>
     </w:p>
     <w:p>
@@ -137,7 +137,7 @@
           <w:sz w:val="20"/>
           <w:szCs w:val="20"/>
         </w:rPr>
-        <w:t xml:space="preserve">금주 사업 현황: 예산 집행률 41.21%, WBS 공정률 52.3%. 기간 소진율(76.6%) 대비 집행률 격차가 35%p로 집중 관리 필요. 잔여 D-265일.</w:t>
+        <w:t xml:space="preserve">아산시 스마트시티 사업은 기간소진율 76.5% 대비 공정률 52.3%로 심각한 진도 지연 상황입니다. 핵심 서비스 구축 단계가 60%p 지연되어 있으며, 통합시험 단계는 아직 착수되지 않았습니다. 예산집행률 41.21%는 상대적으로 양호하나, 공정지연으로 인한 예산 재배분이 필요한 상황입니다. 즉시 핵심 작업에 대한 집중적인 리소스 투입과 일정 단축 방안이 요구됩니다.</w:t>
       </w:r>
     </w:p>
     <w:tbl>
@@ -600,7 +600,7 @@
           <w:sz w:val="20"/>
           <w:szCs w:val="20"/>
         </w:rPr>
-        <w:t xml:space="preserve">BMS/WBS 데이터 자동 동기화 운영 중</w:t>
+        <w:t xml:space="preserve">실시설계 98% 완료로 설계 단계 거의 마무리</w:t>
       </w:r>
     </w:p>
     <w:p>
@@ -618,7 +618,7 @@
           <w:sz w:val="20"/>
           <w:szCs w:val="20"/>
         </w:rPr>
-        <w:t xml:space="preserve">통합 포털 v4.2 실시간 현행화 완료</w:t>
+        <w:t xml:space="preserve">나라장터 발주 지원 88% 달성으로 조달 프로세스 순조 진행</w:t>
       </w:r>
     </w:p>
     <w:p>
@@ -636,7 +636,7 @@
           <w:sz w:val="20"/>
           <w:szCs w:val="20"/>
         </w:rPr>
-        <w:t xml:space="preserve">GitHub Actions 기반 30분 자동 갱신 정상 가동</w:t>
+        <w:t xml:space="preserve">구축 후 운영 단계 조기 착수로 40% 진행률 확보</w:t>
       </w:r>
     </w:p>
     <w:p>
@@ -675,7 +675,7 @@
           <w:sz w:val="18"/>
           <w:szCs w:val="18"/>
         </w:rPr>
-        <w:t xml:space="preserve">총 240억 중 98.9억 집행(41.21%). 기간 소진율(76.6%) 대비 35%p 부족. 잔여 0.0억을 9개월 내 집행해야 하므로 월평균 0.0억 집행 필요.</w:t>
+        <w:t xml:space="preserve">예산집행률 41.21%는 공정률 52.3% 대비 상대적으로 낮아 후반부 집행 집중이 예상됩니다. 서비스 구축 단계 지연으로 해당 예산의 조기 투입을 통한 작업 가속화가 필요한 상황입니다.</w:t>
       </w:r>
     </w:p>
     <w:p>
@@ -4838,7 +4838,7 @@
           <w:sz w:val="18"/>
           <w:szCs w:val="18"/>
         </w:rPr>
-        <w:t xml:space="preserve">전체 175건 중 완료 89건(51%), 지연 10건. 서비스 구축(가중치 63%) 실적 40%로 전체 공정률에 가장 큰 영향.</w:t>
+        <w:t xml:space="preserve">전체 175건 중 지연작업 10건과 대기작업 15건이 프로젝트 진행에 병목을 발생시키고 있습니다. 특히 가중치가 높은 서비스 구축 영역의 지연작업 해결이 전체 공정률 개선의 핵심입니다.</w:t>
       </w:r>
     </w:p>
     <w:tbl>
@@ -6884,7 +6884,7 @@
                 <w:sz w:val="18"/>
                 <w:szCs w:val="18"/>
               </w:rPr>
-              <w:t xml:space="preserve">예산 집행률 격차 35%p</w:t>
+              <w:t xml:space="preserve">핵심 서비스 구축 심각한 지연</w:t>
             </w:r>
           </w:p>
         </w:tc>
@@ -6915,7 +6915,7 @@
                 <w:sz w:val="18"/>
                 <w:szCs w:val="18"/>
               </w:rPr>
-              <w:t xml:space="preserve">기간 소진율(76.6%) 대비 집행률(41.21%)이 35%p 부족</w:t>
+              <w:t xml:space="preserve">전체 가중치 63%를 차지하는 서비스 구축이 60%p 지연되어 프로젝트 전체 성공에 치명적 위험</w:t>
             </w:r>
           </w:p>
         </w:tc>
@@ -6946,7 +6946,7 @@
                 <w:sz w:val="18"/>
                 <w:szCs w:val="18"/>
               </w:rPr>
-              <w:t xml:space="preserve">미집행 대형 사업 조속 발주 및 선급금 집행</w:t>
+              <w:t xml:space="preserve">서비스 구축팀 인력 보강, 병렬작업 전환, 주간 진도회의 운영</w:t>
             </w:r>
           </w:p>
         </w:tc>
@@ -6979,11 +6979,11 @@
                 <w:rFonts w:ascii="맑은 고딕" w:cs="맑은 고딕" w:eastAsia="맑은 고딕" w:hAnsi="맑은 고딕"/>
                 <w:b/>
                 <w:bCs/>
-                <w:color w:val="ED7D31"/>
-                <w:sz w:val="18"/>
-                <w:szCs w:val="18"/>
-              </w:rPr>
-              <w:t xml:space="preserve">주의</w:t>
+                <w:color w:val="C00000"/>
+                <w:sz w:val="18"/>
+                <w:szCs w:val="18"/>
+              </w:rPr>
+              <w:t xml:space="preserve">긴급</w:t>
             </w:r>
           </w:p>
         </w:tc>
@@ -7017,7 +7017,7 @@
                 <w:sz w:val="18"/>
                 <w:szCs w:val="18"/>
               </w:rPr>
-              <w:t xml:space="preserve">#4 디지털 OASIS SPOT 미집행</w:t>
+              <w:t xml:space="preserve">통합시험 단계 미착수</w:t>
             </w:r>
           </w:p>
         </w:tc>
@@ -7049,7 +7049,7 @@
                 <w:sz w:val="18"/>
                 <w:szCs w:val="18"/>
               </w:rPr>
-              <w:t xml:space="preserve">예산 42.00억 중 집행률 0.4%</w:t>
+              <w:t xml:space="preserve">서비스 구축 지연으로 통합시험이 전혀 진행되지 않아 품질검증 기간 부족 우려</w:t>
             </w:r>
           </w:p>
         </w:tc>
@@ -7081,7 +7081,7 @@
                 <w:sz w:val="18"/>
                 <w:szCs w:val="18"/>
               </w:rPr>
-              <w:t xml:space="preserve">발주 일정 확인 및 집행 계획 수립</w:t>
+              <w:t xml:space="preserve">부분 완성 모듈부터 선행 테스트 진행, 통합시험 계획 재수립</w:t>
             </w:r>
           </w:p>
         </w:tc>
@@ -7150,7 +7150,7 @@
                 <w:sz w:val="18"/>
                 <w:szCs w:val="18"/>
               </w:rPr>
-              <w:t xml:space="preserve">#8 DRT 수요응답형 교통 미집행</w:t>
+              <w:t xml:space="preserve">잔여기간 부족으로 인한 품질 저하 위험</w:t>
             </w:r>
           </w:p>
         </w:tc>
@@ -7181,7 +7181,7 @@
                 <w:sz w:val="18"/>
                 <w:szCs w:val="18"/>
               </w:rPr>
-              <w:t xml:space="preserve">예산 10.00억 중 집행률 0.0%</w:t>
+              <w:t xml:space="preserve">D-265일 남은 상황에서 핵심 작업들의 압축 일정으로 인한 품질 관리 어려움</w:t>
             </w:r>
           </w:p>
         </w:tc>
@@ -7212,273 +7212,7 @@
                 <w:sz w:val="18"/>
                 <w:szCs w:val="18"/>
               </w:rPr>
-              <w:t xml:space="preserve">발주 일정 확인 및 집행 계획 수립</w:t>
-            </w:r>
-          </w:p>
-        </w:tc>
-      </w:tr>
-      <w:tr>
-        <w:tc>
-          <w:tcPr>
-            <w:tcW w:type="dxa" w:w="1000"/>
-            <w:tcBorders>
-              <w:top w:val="single" w:color="BBBBBB" w:sz="1"/>
-              <w:left w:val="single" w:color="BBBBBB" w:sz="1"/>
-              <w:bottom w:val="single" w:color="BBBBBB" w:sz="1"/>
-              <w:right w:val="single" w:color="BBBBBB" w:sz="1"/>
-            </w:tcBorders>
-            <w:shd w:fill="F0F5FA" w:val="clear"/>
-            <w:tcMar>
-              <w:top w:type="dxa" w:w="60"/>
-              <w:left w:type="dxa" w:w="100"/>
-              <w:bottom w:type="dxa" w:w="60"/>
-              <w:right w:type="dxa" w:w="100"/>
-            </w:tcMar>
-            <w:vAlign w:val="center"/>
-          </w:tcPr>
-          <w:p>
-            <w:pPr>
-              <w:jc w:val="center"/>
-            </w:pPr>
-            <w:r>
-              <w:rPr>
-                <w:rFonts w:ascii="맑은 고딕" w:cs="맑은 고딕" w:eastAsia="맑은 고딕" w:hAnsi="맑은 고딕"/>
-                <w:b/>
-                <w:bCs/>
-                <w:color w:val="ED7D31"/>
-                <w:sz w:val="18"/>
-                <w:szCs w:val="18"/>
-              </w:rPr>
-              <w:t xml:space="preserve">주의</w:t>
-            </w:r>
-          </w:p>
-        </w:tc>
-        <w:tc>
-          <w:tcPr>
-            <w:tcW w:type="dxa" w:w="2500"/>
-            <w:tcBorders>
-              <w:top w:val="single" w:color="BBBBBB" w:sz="1"/>
-              <w:left w:val="single" w:color="BBBBBB" w:sz="1"/>
-              <w:bottom w:val="single" w:color="BBBBBB" w:sz="1"/>
-              <w:right w:val="single" w:color="BBBBBB" w:sz="1"/>
-            </w:tcBorders>
-            <w:shd w:fill="F0F5FA" w:val="clear"/>
-            <w:tcMar>
-              <w:top w:type="dxa" w:w="60"/>
-              <w:left w:type="dxa" w:w="100"/>
-              <w:bottom w:type="dxa" w:w="60"/>
-              <w:right w:type="dxa" w:w="100"/>
-            </w:tcMar>
-            <w:vAlign w:val="center"/>
-          </w:tcPr>
-          <w:p>
-            <w:pPr>
-              <w:jc w:val="left"/>
-            </w:pPr>
-            <w:r>
-              <w:rPr>
-                <w:rFonts w:ascii="맑은 고딕" w:cs="맑은 고딕" w:eastAsia="맑은 고딕" w:hAnsi="맑은 고딕"/>
-                <w:b/>
-                <w:bCs/>
-                <w:sz w:val="18"/>
-                <w:szCs w:val="18"/>
-              </w:rPr>
-              <w:t xml:space="preserve">WBS 지연 9건</w:t>
-            </w:r>
-          </w:p>
-        </w:tc>
-        <w:tc>
-          <w:tcPr>
-            <w:tcW w:type="dxa" w:w="3200"/>
-            <w:tcBorders>
-              <w:top w:val="single" w:color="BBBBBB" w:sz="1"/>
-              <w:left w:val="single" w:color="BBBBBB" w:sz="1"/>
-              <w:bottom w:val="single" w:color="BBBBBB" w:sz="1"/>
-              <w:right w:val="single" w:color="BBBBBB" w:sz="1"/>
-            </w:tcBorders>
-            <w:shd w:fill="F0F5FA" w:val="clear"/>
-            <w:tcMar>
-              <w:top w:type="dxa" w:w="60"/>
-              <w:left w:type="dxa" w:w="100"/>
-              <w:bottom w:type="dxa" w:w="60"/>
-              <w:right w:type="dxa" w:w="100"/>
-            </w:tcMar>
-            <w:vAlign w:val="center"/>
-          </w:tcPr>
-          <w:p>
-            <w:pPr>
-              <w:jc w:val="left"/>
-            </w:pPr>
-            <w:r>
-              <w:rPr>
-                <w:rFonts w:ascii="맑은 고딕" w:cs="맑은 고딕" w:eastAsia="맑은 고딕" w:hAnsi="맑은 고딕"/>
-                <w:sz w:val="18"/>
-                <w:szCs w:val="18"/>
-              </w:rPr>
-              <w:t xml:space="preserve">계획 대비 실적 미달 작업 다수</w:t>
-            </w:r>
-          </w:p>
-        </w:tc>
-        <w:tc>
-          <w:tcPr>
-            <w:tcW w:type="dxa" w:w="2326"/>
-            <w:tcBorders>
-              <w:top w:val="single" w:color="BBBBBB" w:sz="1"/>
-              <w:left w:val="single" w:color="BBBBBB" w:sz="1"/>
-              <w:bottom w:val="single" w:color="BBBBBB" w:sz="1"/>
-              <w:right w:val="single" w:color="BBBBBB" w:sz="1"/>
-            </w:tcBorders>
-            <w:shd w:fill="F0F5FA" w:val="clear"/>
-            <w:tcMar>
-              <w:top w:type="dxa" w:w="60"/>
-              <w:left w:type="dxa" w:w="100"/>
-              <w:bottom w:type="dxa" w:w="60"/>
-              <w:right w:type="dxa" w:w="100"/>
-            </w:tcMar>
-            <w:vAlign w:val="center"/>
-          </w:tcPr>
-          <w:p>
-            <w:pPr>
-              <w:jc w:val="left"/>
-            </w:pPr>
-            <w:r>
-              <w:rPr>
-                <w:rFonts w:ascii="맑은 고딕" w:cs="맑은 고딕" w:eastAsia="맑은 고딕" w:hAnsi="맑은 고딕"/>
-                <w:sz w:val="18"/>
-                <w:szCs w:val="18"/>
-              </w:rPr>
-              <w:t xml:space="preserve">지연 원인 분석 및 만회 계획 수립</w:t>
-            </w:r>
-          </w:p>
-        </w:tc>
-      </w:tr>
-      <w:tr>
-        <w:tc>
-          <w:tcPr>
-            <w:tcW w:type="dxa" w:w="1000"/>
-            <w:tcBorders>
-              <w:top w:val="single" w:color="BBBBBB" w:sz="1"/>
-              <w:left w:val="single" w:color="BBBBBB" w:sz="1"/>
-              <w:bottom w:val="single" w:color="BBBBBB" w:sz="1"/>
-              <w:right w:val="single" w:color="BBBBBB" w:sz="1"/>
-            </w:tcBorders>
-            <w:tcMar>
-              <w:top w:type="dxa" w:w="60"/>
-              <w:left w:type="dxa" w:w="100"/>
-              <w:bottom w:type="dxa" w:w="60"/>
-              <w:right w:type="dxa" w:w="100"/>
-            </w:tcMar>
-            <w:vAlign w:val="center"/>
-          </w:tcPr>
-          <w:p>
-            <w:pPr>
-              <w:jc w:val="center"/>
-            </w:pPr>
-            <w:r>
-              <w:rPr>
-                <w:rFonts w:ascii="맑은 고딕" w:cs="맑은 고딕" w:eastAsia="맑은 고딕" w:hAnsi="맑은 고딕"/>
-                <w:b/>
-                <w:bCs/>
-                <w:color w:val="2E75B6"/>
-                <w:sz w:val="18"/>
-                <w:szCs w:val="18"/>
-              </w:rPr>
-              <w:t xml:space="preserve">정보</w:t>
-            </w:r>
-          </w:p>
-        </w:tc>
-        <w:tc>
-          <w:tcPr>
-            <w:tcW w:type="dxa" w:w="2500"/>
-            <w:tcBorders>
-              <w:top w:val="single" w:color="BBBBBB" w:sz="1"/>
-              <w:left w:val="single" w:color="BBBBBB" w:sz="1"/>
-              <w:bottom w:val="single" w:color="BBBBBB" w:sz="1"/>
-              <w:right w:val="single" w:color="BBBBBB" w:sz="1"/>
-            </w:tcBorders>
-            <w:tcMar>
-              <w:top w:type="dxa" w:w="60"/>
-              <w:left w:type="dxa" w:w="100"/>
-              <w:bottom w:type="dxa" w:w="60"/>
-              <w:right w:type="dxa" w:w="100"/>
-            </w:tcMar>
-            <w:vAlign w:val="center"/>
-          </w:tcPr>
-          <w:p>
-            <w:pPr>
-              <w:jc w:val="left"/>
-            </w:pPr>
-            <w:r>
-              <w:rPr>
-                <w:rFonts w:ascii="맑은 고딕" w:cs="맑은 고딕" w:eastAsia="맑은 고딕" w:hAnsi="맑은 고딕"/>
-                <w:b/>
-                <w:bCs/>
-                <w:sz w:val="18"/>
-                <w:szCs w:val="18"/>
-              </w:rPr>
-              <w:t xml:space="preserve">잔여기간 D-265</w:t>
-            </w:r>
-          </w:p>
-        </w:tc>
-        <w:tc>
-          <w:tcPr>
-            <w:tcW w:type="dxa" w:w="3200"/>
-            <w:tcBorders>
-              <w:top w:val="single" w:color="BBBBBB" w:sz="1"/>
-              <w:left w:val="single" w:color="BBBBBB" w:sz="1"/>
-              <w:bottom w:val="single" w:color="BBBBBB" w:sz="1"/>
-              <w:right w:val="single" w:color="BBBBBB" w:sz="1"/>
-            </w:tcBorders>
-            <w:tcMar>
-              <w:top w:type="dxa" w:w="60"/>
-              <w:left w:type="dxa" w:w="100"/>
-              <w:bottom w:type="dxa" w:w="60"/>
-              <w:right w:type="dxa" w:w="100"/>
-            </w:tcMar>
-            <w:vAlign w:val="center"/>
-          </w:tcPr>
-          <w:p>
-            <w:pPr>
-              <w:jc w:val="left"/>
-            </w:pPr>
-            <w:r>
-              <w:rPr>
-                <w:rFonts w:ascii="맑은 고딕" w:cs="맑은 고딕" w:eastAsia="맑은 고딕" w:hAnsi="맑은 고딕"/>
-                <w:sz w:val="18"/>
-                <w:szCs w:val="18"/>
-              </w:rPr>
-              <w:t xml:space="preserve">사업 종료까지 약 9개월</w:t>
-            </w:r>
-          </w:p>
-        </w:tc>
-        <w:tc>
-          <w:tcPr>
-            <w:tcW w:type="dxa" w:w="2326"/>
-            <w:tcBorders>
-              <w:top w:val="single" w:color="BBBBBB" w:sz="1"/>
-              <w:left w:val="single" w:color="BBBBBB" w:sz="1"/>
-              <w:bottom w:val="single" w:color="BBBBBB" w:sz="1"/>
-              <w:right w:val="single" w:color="BBBBBB" w:sz="1"/>
-            </w:tcBorders>
-            <w:tcMar>
-              <w:top w:type="dxa" w:w="60"/>
-              <w:left w:type="dxa" w:w="100"/>
-              <w:bottom w:type="dxa" w:w="60"/>
-              <w:right w:type="dxa" w:w="100"/>
-            </w:tcMar>
-            <w:vAlign w:val="center"/>
-          </w:tcPr>
-          <w:p>
-            <w:pPr>
-              <w:jc w:val="left"/>
-            </w:pPr>
-            <w:r>
-              <w:rPr>
-                <w:rFonts w:ascii="맑은 고딕" w:cs="맑은 고딕" w:eastAsia="맑은 고딕" w:hAnsi="맑은 고딕"/>
-                <w:sz w:val="18"/>
-                <w:szCs w:val="18"/>
-              </w:rPr>
-              <w:t xml:space="preserve">준공 로드맵 점검</w:t>
+              <w:t xml:space="preserve">품질관리 체크포인트 강화, 단계별 품질게이트 적용</w:t>
             </w:r>
           </w:p>
         </w:tc>
@@ -7514,7 +7248,7 @@
           <w:sz w:val="20"/>
           <w:szCs w:val="20"/>
         </w:rPr>
-        <w:t xml:space="preserve">미착수 대형사업 발주 진행 점검</w:t>
+        <w:t xml:space="preserve">지연작업 9건에 대한 개별 대응방안 수립 및 담당자 배정</w:t>
       </w:r>
     </w:p>
     <w:p>
@@ -7531,7 +7265,7 @@
           <w:sz w:val="20"/>
           <w:szCs w:val="20"/>
         </w:rPr>
-        <w:t xml:space="preserve">WBS 지연 작업 만회 계획 수립</w:t>
+        <w:t xml:space="preserve">서비스 구축팀과의 긴급 워크샵을 통한 단축 일정 및 병렬작업 계획 확정</w:t>
       </w:r>
     </w:p>
     <w:p>
@@ -7548,7 +7282,7 @@
           <w:sz w:val="20"/>
           <w:szCs w:val="20"/>
         </w:rPr>
-        <w:t xml:space="preserve">월간 집행 실적 점검 및 보고</w:t>
+        <w:t xml:space="preserve">통합시험 시나리오 작성 및 테스트 환경 구축 착수</w:t>
       </w:r>
     </w:p>
     <w:p>
@@ -7581,7 +7315,7 @@
           <w:sz w:val="20"/>
           <w:szCs w:val="20"/>
         </w:rPr>
-        <w:t xml:space="preserve">미집행 대형 사업(OASIS SPOT, DRT 등) 발주 가속화</w:t>
+        <w:t xml:space="preserve">서비스 구축 단계에 추가 인력 및 예산을 집중 투입하여 진도 회복</w:t>
       </w:r>
     </w:p>
     <w:p>
@@ -7598,7 +7332,7 @@
           <w:sz w:val="20"/>
           <w:szCs w:val="20"/>
         </w:rPr>
-        <w:t xml:space="preserve">비목간 전용 검토 (여비→운영비 등)</w:t>
+        <w:t xml:space="preserve">통합시험과 서비스 구축을 병렬 진행할 수 있는 단계적 테스트 방안 도입</w:t>
       </w:r>
     </w:p>
     <w:p>
@@ -7615,7 +7349,7 @@
           <w:sz w:val="20"/>
           <w:szCs w:val="20"/>
         </w:rPr>
-        <w:t xml:space="preserve">준공 일정 역산 기반 마일스톤 재설정</w:t>
+        <w:t xml:space="preserve">매주 핵심 지연작업 모니터링 체계 구축 및 에스컬레이션 프로세스 운영</w:t>
       </w:r>
     </w:p>
     <w:p>
